--- a/templates/08-bo-mau-cap-1-2/08-quy-trinh-su-co-rut-gon.docx
+++ b/templates/08-bo-mau-cap-1-2/08-quy-trinh-su-co-rut-gon.docx
@@ -316,9 +316,9 @@
         <w:tblLayout w:type="autofit"/>
       </w:tblPr>
       <w:tblGrid>
-        <w:gridCol w:w="1764"/>
-        <w:gridCol w:w="3258"/>
-        <w:gridCol w:w="4003"/>
+        <w:gridCol w:w="1769"/>
+        <w:gridCol w:w="3243"/>
+        <w:gridCol w:w="4013"/>
       </w:tblGrid>
       <w:tr>
         <w:trPr>
@@ -327,7 +327,7 @@
         </w:trPr>
         <w:tc>
           <w:tcPr>
-            <w:tcW w:type="dxa" w:w="1764"/>
+            <w:tcW w:type="dxa" w:w="1769"/>
             <w:tcBorders>
               <w:top w:val="single" w:color="000000" w:sz="4"/>
               <w:left w:val="single" w:color="000000" w:sz="4"/>
@@ -365,7 +365,7 @@
         </w:tc>
         <w:tc>
           <w:tcPr>
-            <w:tcW w:type="dxa" w:w="3258"/>
+            <w:tcW w:type="dxa" w:w="3243"/>
             <w:tcBorders>
               <w:top w:val="single" w:color="000000" w:sz="4"/>
               <w:left w:val="single" w:color="000000" w:sz="4"/>
@@ -403,7 +403,7 @@
         </w:tc>
         <w:tc>
           <w:tcPr>
-            <w:tcW w:type="dxa" w:w="4003"/>
+            <w:tcW w:type="dxa" w:w="4013"/>
             <w:tcBorders>
               <w:top w:val="single" w:color="000000" w:sz="4"/>
               <w:left w:val="single" w:color="000000" w:sz="4"/>
@@ -447,7 +447,7 @@
         </w:trPr>
         <w:tc>
           <w:tcPr>
-            <w:tcW w:type="dxa" w:w="1764"/>
+            <w:tcW w:type="dxa" w:w="1769"/>
             <w:tcBorders>
               <w:top w:val="single" w:color="000000" w:sz="4"/>
               <w:left w:val="single" w:color="000000" w:sz="4"/>
@@ -484,7 +484,7 @@
         </w:tc>
         <w:tc>
           <w:tcPr>
-            <w:tcW w:type="dxa" w:w="3258"/>
+            <w:tcW w:type="dxa" w:w="3243"/>
             <w:tcBorders>
               <w:top w:val="single" w:color="000000" w:sz="4"/>
               <w:left w:val="single" w:color="000000" w:sz="4"/>
@@ -522,7 +522,7 @@
         </w:tc>
         <w:tc>
           <w:tcPr>
-            <w:tcW w:type="dxa" w:w="4003"/>
+            <w:tcW w:type="dxa" w:w="4013"/>
             <w:tcBorders>
               <w:top w:val="single" w:color="000000" w:sz="4"/>
               <w:left w:val="single" w:color="000000" w:sz="4"/>
@@ -591,7 +591,7 @@
         </w:trPr>
         <w:tc>
           <w:tcPr>
-            <w:tcW w:type="dxa" w:w="1764"/>
+            <w:tcW w:type="dxa" w:w="1769"/>
             <w:tcBorders>
               <w:top w:val="single" w:color="000000" w:sz="4"/>
               <w:left w:val="single" w:color="000000" w:sz="4"/>
@@ -628,7 +628,7 @@
         </w:tc>
         <w:tc>
           <w:tcPr>
-            <w:tcW w:type="dxa" w:w="3258"/>
+            <w:tcW w:type="dxa" w:w="3243"/>
             <w:tcBorders>
               <w:top w:val="single" w:color="000000" w:sz="4"/>
               <w:left w:val="single" w:color="000000" w:sz="4"/>
@@ -666,7 +666,7 @@
         </w:tc>
         <w:tc>
           <w:tcPr>
-            <w:tcW w:type="dxa" w:w="4003"/>
+            <w:tcW w:type="dxa" w:w="4013"/>
             <w:tcBorders>
               <w:top w:val="single" w:color="000000" w:sz="4"/>
               <w:left w:val="single" w:color="000000" w:sz="4"/>
@@ -710,7 +710,7 @@
         </w:trPr>
         <w:tc>
           <w:tcPr>
-            <w:tcW w:type="dxa" w:w="1764"/>
+            <w:tcW w:type="dxa" w:w="1769"/>
             <w:tcBorders>
               <w:top w:val="single" w:color="000000" w:sz="4"/>
               <w:left w:val="single" w:color="000000" w:sz="4"/>
@@ -747,7 +747,7 @@
         </w:tc>
         <w:tc>
           <w:tcPr>
-            <w:tcW w:type="dxa" w:w="3258"/>
+            <w:tcW w:type="dxa" w:w="3243"/>
             <w:tcBorders>
               <w:top w:val="single" w:color="000000" w:sz="4"/>
               <w:left w:val="single" w:color="000000" w:sz="4"/>
@@ -822,7 +822,7 @@
         </w:tc>
         <w:tc>
           <w:tcPr>
-            <w:tcW w:type="dxa" w:w="4003"/>
+            <w:tcW w:type="dxa" w:w="4013"/>
             <w:tcBorders>
               <w:top w:val="single" w:color="000000" w:sz="4"/>
               <w:left w:val="single" w:color="000000" w:sz="4"/>
@@ -866,7 +866,7 @@
         </w:trPr>
         <w:tc>
           <w:tcPr>
-            <w:tcW w:type="dxa" w:w="1764"/>
+            <w:tcW w:type="dxa" w:w="1769"/>
             <w:tcBorders>
               <w:top w:val="single" w:color="000000" w:sz="4"/>
               <w:left w:val="single" w:color="000000" w:sz="4"/>
@@ -903,7 +903,7 @@
         </w:tc>
         <w:tc>
           <w:tcPr>
-            <w:tcW w:type="dxa" w:w="3258"/>
+            <w:tcW w:type="dxa" w:w="3243"/>
             <w:tcBorders>
               <w:top w:val="single" w:color="000000" w:sz="4"/>
               <w:left w:val="single" w:color="000000" w:sz="4"/>
@@ -941,7 +941,7 @@
         </w:tc>
         <w:tc>
           <w:tcPr>
-            <w:tcW w:type="dxa" w:w="4003"/>
+            <w:tcW w:type="dxa" w:w="4013"/>
             <w:tcBorders>
               <w:top w:val="single" w:color="000000" w:sz="4"/>
               <w:left w:val="single" w:color="000000" w:sz="4"/>
@@ -985,7 +985,7 @@
         </w:trPr>
         <w:tc>
           <w:tcPr>
-            <w:tcW w:type="dxa" w:w="1764"/>
+            <w:tcW w:type="dxa" w:w="1769"/>
             <w:tcBorders>
               <w:top w:val="single" w:color="000000" w:sz="4"/>
               <w:left w:val="single" w:color="000000" w:sz="4"/>
@@ -1022,7 +1022,7 @@
         </w:tc>
         <w:tc>
           <w:tcPr>
-            <w:tcW w:type="dxa" w:w="3258"/>
+            <w:tcW w:type="dxa" w:w="3243"/>
             <w:tcBorders>
               <w:top w:val="single" w:color="000000" w:sz="4"/>
               <w:left w:val="single" w:color="000000" w:sz="4"/>
@@ -1085,7 +1085,7 @@
         </w:tc>
         <w:tc>
           <w:tcPr>
-            <w:tcW w:type="dxa" w:w="4003"/>
+            <w:tcW w:type="dxa" w:w="4013"/>
             <w:tcBorders>
               <w:top w:val="single" w:color="000000" w:sz="4"/>
               <w:left w:val="single" w:color="000000" w:sz="4"/>
@@ -1129,7 +1129,7 @@
         </w:trPr>
         <w:tc>
           <w:tcPr>
-            <w:tcW w:type="dxa" w:w="1764"/>
+            <w:tcW w:type="dxa" w:w="1769"/>
             <w:tcBorders>
               <w:top w:val="single" w:color="000000" w:sz="4"/>
               <w:left w:val="single" w:color="000000" w:sz="4"/>
@@ -1166,7 +1166,7 @@
         </w:tc>
         <w:tc>
           <w:tcPr>
-            <w:tcW w:type="dxa" w:w="3258"/>
+            <w:tcW w:type="dxa" w:w="3243"/>
             <w:tcBorders>
               <w:top w:val="single" w:color="000000" w:sz="4"/>
               <w:left w:val="single" w:color="000000" w:sz="4"/>
@@ -1203,7 +1203,7 @@
         </w:tc>
         <w:tc>
           <w:tcPr>
-            <w:tcW w:type="dxa" w:w="4003"/>
+            <w:tcW w:type="dxa" w:w="4013"/>
             <w:tcBorders>
               <w:top w:val="single" w:color="000000" w:sz="4"/>
               <w:left w:val="single" w:color="000000" w:sz="4"/>
@@ -1247,7 +1247,7 @@
         </w:trPr>
         <w:tc>
           <w:tcPr>
-            <w:tcW w:type="dxa" w:w="1764"/>
+            <w:tcW w:type="dxa" w:w="1769"/>
             <w:tcBorders>
               <w:top w:val="single" w:color="000000" w:sz="4"/>
               <w:left w:val="single" w:color="000000" w:sz="4"/>
@@ -1284,7 +1284,7 @@
         </w:tc>
         <w:tc>
           <w:tcPr>
-            <w:tcW w:type="dxa" w:w="3258"/>
+            <w:tcW w:type="dxa" w:w="3243"/>
             <w:tcBorders>
               <w:top w:val="single" w:color="000000" w:sz="4"/>
               <w:left w:val="single" w:color="000000" w:sz="4"/>
@@ -1322,7 +1322,7 @@
         </w:tc>
         <w:tc>
           <w:tcPr>
-            <w:tcW w:type="dxa" w:w="4003"/>
+            <w:tcW w:type="dxa" w:w="4013"/>
             <w:tcBorders>
               <w:top w:val="single" w:color="000000" w:sz="4"/>
               <w:left w:val="single" w:color="000000" w:sz="4"/>
@@ -1366,7 +1366,7 @@
         </w:trPr>
         <w:tc>
           <w:tcPr>
-            <w:tcW w:type="dxa" w:w="1764"/>
+            <w:tcW w:type="dxa" w:w="1769"/>
             <w:tcBorders>
               <w:top w:val="single" w:color="000000" w:sz="4"/>
               <w:left w:val="single" w:color="000000" w:sz="4"/>
@@ -1403,7 +1403,7 @@
         </w:tc>
         <w:tc>
           <w:tcPr>
-            <w:tcW w:type="dxa" w:w="3258"/>
+            <w:tcW w:type="dxa" w:w="3243"/>
             <w:tcBorders>
               <w:top w:val="single" w:color="000000" w:sz="4"/>
               <w:left w:val="single" w:color="000000" w:sz="4"/>
@@ -1440,7 +1440,7 @@
         </w:tc>
         <w:tc>
           <w:tcPr>
-            <w:tcW w:type="dxa" w:w="4003"/>
+            <w:tcW w:type="dxa" w:w="4013"/>
             <w:tcBorders>
               <w:top w:val="single" w:color="000000" w:sz="4"/>
               <w:left w:val="single" w:color="000000" w:sz="4"/>
@@ -1484,7 +1484,7 @@
         </w:trPr>
         <w:tc>
           <w:tcPr>
-            <w:tcW w:type="dxa" w:w="1764"/>
+            <w:tcW w:type="dxa" w:w="1769"/>
             <w:tcBorders>
               <w:top w:val="single" w:color="000000" w:sz="4"/>
               <w:left w:val="single" w:color="000000" w:sz="4"/>
@@ -1521,7 +1521,7 @@
         </w:tc>
         <w:tc>
           <w:tcPr>
-            <w:tcW w:type="dxa" w:w="3258"/>
+            <w:tcW w:type="dxa" w:w="3243"/>
             <w:tcBorders>
               <w:top w:val="single" w:color="000000" w:sz="4"/>
               <w:left w:val="single" w:color="000000" w:sz="4"/>
@@ -1553,13 +1553,13 @@
                 <w:szCs w:val="24"/>
                 <w:highlight w:val="yellow"/>
               </w:rPr>
-              <w:t xml:space="preserve">Công ty TNHH Dịch vụ Thư Mẫu (thư điện tử đám mây); Công ty TNHH Phần mềm Kế toán Mẫu (ERP)</w:t>
-            </w:r>
-          </w:p>
-        </w:tc>
-        <w:tc>
-          <w:tcPr>
-            <w:tcW w:type="dxa" w:w="4003"/>
+              <w:t xml:space="preserve">Công ty TNHH Dữ liệu Mẫu (thư điện tử đám mây); Công ty TNHH Phần mềm Mẫu (ERP)</w:t>
+            </w:r>
+          </w:p>
+        </w:tc>
+        <w:tc>
+          <w:tcPr>
+            <w:tcW w:type="dxa" w:w="4013"/>
             <w:tcBorders>
               <w:top w:val="single" w:color="000000" w:sz="4"/>
               <w:left w:val="single" w:color="000000" w:sz="4"/>
